--- a/Individual Work/Ashish Shrestha/WP3 Ashish Shrestha.docx
+++ b/Individual Work/Ashish Shrestha/WP3 Ashish Shrestha.docx
@@ -69,12 +69,6 @@
         <w:gridCol w:w="6760"/>
       </w:tblGrid>
       <w:tr>
-        <w:tblPrEx>
-          <w:tblCellMar>
-            <w:top w:w="0" w:type="dxa"/>
-            <w:bottom w:w="0" w:type="dxa"/>
-          </w:tblCellMar>
-        </w:tblPrEx>
         <w:trPr>
           <w:tblHeader/>
         </w:trPr>
@@ -144,12 +138,6 @@
         </w:tc>
       </w:tr>
       <w:tr>
-        <w:tblPrEx>
-          <w:tblCellMar>
-            <w:top w:w="0" w:type="dxa"/>
-            <w:bottom w:w="0" w:type="dxa"/>
-          </w:tblCellMar>
-        </w:tblPrEx>
         <w:tc>
           <w:tcPr>
             <w:tcW w:w="2600" w:type="dxa"/>
@@ -210,12 +198,6 @@
         </w:tc>
       </w:tr>
       <w:tr>
-        <w:tblPrEx>
-          <w:tblCellMar>
-            <w:top w:w="0" w:type="dxa"/>
-            <w:bottom w:w="0" w:type="dxa"/>
-          </w:tblCellMar>
-        </w:tblPrEx>
         <w:tc>
           <w:tcPr>
             <w:tcW w:w="2600" w:type="dxa"/>
@@ -278,12 +260,6 @@
         </w:tc>
       </w:tr>
       <w:tr>
-        <w:tblPrEx>
-          <w:tblCellMar>
-            <w:top w:w="0" w:type="dxa"/>
-            <w:bottom w:w="0" w:type="dxa"/>
-          </w:tblCellMar>
-        </w:tblPrEx>
         <w:tc>
           <w:tcPr>
             <w:tcW w:w="2600" w:type="dxa"/>
@@ -344,12 +320,6 @@
         </w:tc>
       </w:tr>
       <w:tr>
-        <w:tblPrEx>
-          <w:tblCellMar>
-            <w:top w:w="0" w:type="dxa"/>
-            <w:bottom w:w="0" w:type="dxa"/>
-          </w:tblCellMar>
-        </w:tblPrEx>
         <w:tc>
           <w:tcPr>
             <w:tcW w:w="2600" w:type="dxa"/>
@@ -412,12 +382,6 @@
         </w:tc>
       </w:tr>
       <w:tr>
-        <w:tblPrEx>
-          <w:tblCellMar>
-            <w:top w:w="0" w:type="dxa"/>
-            <w:bottom w:w="0" w:type="dxa"/>
-          </w:tblCellMar>
-        </w:tblPrEx>
         <w:tc>
           <w:tcPr>
             <w:tcW w:w="2600" w:type="dxa"/>
@@ -478,12 +442,6 @@
         </w:tc>
       </w:tr>
       <w:tr>
-        <w:tblPrEx>
-          <w:tblCellMar>
-            <w:top w:w="0" w:type="dxa"/>
-            <w:bottom w:w="0" w:type="dxa"/>
-          </w:tblCellMar>
-        </w:tblPrEx>
         <w:tc>
           <w:tcPr>
             <w:tcW w:w="2600" w:type="dxa"/>
@@ -546,12 +504,6 @@
         </w:tc>
       </w:tr>
       <w:tr>
-        <w:tblPrEx>
-          <w:tblCellMar>
-            <w:top w:w="0" w:type="dxa"/>
-            <w:bottom w:w="0" w:type="dxa"/>
-          </w:tblCellMar>
-        </w:tblPrEx>
         <w:tc>
           <w:tcPr>
             <w:tcW w:w="2600" w:type="dxa"/>
@@ -612,12 +564,6 @@
         </w:tc>
       </w:tr>
       <w:tr>
-        <w:tblPrEx>
-          <w:tblCellMar>
-            <w:top w:w="0" w:type="dxa"/>
-            <w:bottom w:w="0" w:type="dxa"/>
-          </w:tblCellMar>
-        </w:tblPrEx>
         <w:tc>
           <w:tcPr>
             <w:tcW w:w="2600" w:type="dxa"/>
@@ -692,7 +638,43 @@
                 <w:sz w:val="22"/>
                 <w:szCs w:val="22"/>
               </w:rPr>
-              <w:t>13 Sep 19:00–21:00 (both)</w:t>
+              <w:t>13 Sep 9:00</w:t>
+            </w:r>
+            <w:r>
+              <w:rPr>
+                <w:rFonts w:ascii="Times New Roman" w:hAnsi="Times New Roman" w:cs="Times New Roman"/>
+                <w:color w:val="000000"/>
+                <w:sz w:val="22"/>
+                <w:szCs w:val="22"/>
+              </w:rPr>
+              <w:t xml:space="preserve"> AM </w:t>
+            </w:r>
+            <w:r>
+              <w:rPr>
+                <w:rFonts w:ascii="Times New Roman" w:hAnsi="Times New Roman" w:cs="Times New Roman"/>
+                <w:color w:val="000000"/>
+                <w:sz w:val="22"/>
+                <w:szCs w:val="22"/>
+              </w:rPr>
+              <w:t>–</w:t>
+            </w:r>
+            <w:r>
+              <w:rPr>
+                <w:rFonts w:ascii="Times New Roman" w:hAnsi="Times New Roman" w:cs="Times New Roman"/>
+                <w:color w:val="000000"/>
+                <w:sz w:val="22"/>
+                <w:szCs w:val="22"/>
+              </w:rPr>
+              <w:t xml:space="preserve"> 12:00 PM</w:t>
+            </w:r>
+            <w:r>
+              <w:rPr>
+                <w:rFonts w:ascii="Times New Roman" w:hAnsi="Times New Roman" w:cs="Times New Roman"/>
+                <w:color w:val="000000"/>
+                <w:sz w:val="22"/>
+                <w:szCs w:val="22"/>
+              </w:rPr>
+              <w:t xml:space="preserve"> (both)</w:t>
             </w:r>
           </w:p>
         </w:tc>
@@ -1218,12 +1200,6 @@
         <w:gridCol w:w="5160"/>
       </w:tblGrid>
       <w:tr>
-        <w:tblPrEx>
-          <w:tblCellMar>
-            <w:top w:w="0" w:type="dxa"/>
-            <w:bottom w:w="0" w:type="dxa"/>
-          </w:tblCellMar>
-        </w:tblPrEx>
         <w:trPr>
           <w:tblHeader/>
         </w:trPr>
@@ -1293,12 +1269,6 @@
         </w:tc>
       </w:tr>
       <w:tr>
-        <w:tblPrEx>
-          <w:tblCellMar>
-            <w:top w:w="0" w:type="dxa"/>
-            <w:bottom w:w="0" w:type="dxa"/>
-          </w:tblCellMar>
-        </w:tblPrEx>
         <w:tc>
           <w:tcPr>
             <w:tcW w:w="4200" w:type="dxa"/>
@@ -1359,12 +1329,6 @@
         </w:tc>
       </w:tr>
       <w:tr>
-        <w:tblPrEx>
-          <w:tblCellMar>
-            <w:top w:w="0" w:type="dxa"/>
-            <w:bottom w:w="0" w:type="dxa"/>
-          </w:tblCellMar>
-        </w:tblPrEx>
         <w:tc>
           <w:tcPr>
             <w:tcW w:w="4200" w:type="dxa"/>
@@ -1427,12 +1391,6 @@
         </w:tc>
       </w:tr>
       <w:tr>
-        <w:tblPrEx>
-          <w:tblCellMar>
-            <w:top w:w="0" w:type="dxa"/>
-            <w:bottom w:w="0" w:type="dxa"/>
-          </w:tblCellMar>
-        </w:tblPrEx>
         <w:tc>
           <w:tcPr>
             <w:tcW w:w="4200" w:type="dxa"/>
@@ -1493,12 +1451,6 @@
         </w:tc>
       </w:tr>
       <w:tr>
-        <w:tblPrEx>
-          <w:tblCellMar>
-            <w:top w:w="0" w:type="dxa"/>
-            <w:bottom w:w="0" w:type="dxa"/>
-          </w:tblCellMar>
-        </w:tblPrEx>
         <w:tc>
           <w:tcPr>
             <w:tcW w:w="4200" w:type="dxa"/>
@@ -1561,12 +1513,6 @@
         </w:tc>
       </w:tr>
       <w:tr>
-        <w:tblPrEx>
-          <w:tblCellMar>
-            <w:top w:w="0" w:type="dxa"/>
-            <w:bottom w:w="0" w:type="dxa"/>
-          </w:tblCellMar>
-        </w:tblPrEx>
         <w:tc>
           <w:tcPr>
             <w:tcW w:w="4200" w:type="dxa"/>
@@ -1627,12 +1573,6 @@
         </w:tc>
       </w:tr>
       <w:tr>
-        <w:tblPrEx>
-          <w:tblCellMar>
-            <w:top w:w="0" w:type="dxa"/>
-            <w:bottom w:w="0" w:type="dxa"/>
-          </w:tblCellMar>
-        </w:tblPrEx>
         <w:tc>
           <w:tcPr>
             <w:tcW w:w="4200" w:type="dxa"/>
@@ -1695,12 +1635,6 @@
         </w:tc>
       </w:tr>
       <w:tr>
-        <w:tblPrEx>
-          <w:tblCellMar>
-            <w:top w:w="0" w:type="dxa"/>
-            <w:bottom w:w="0" w:type="dxa"/>
-          </w:tblCellMar>
-        </w:tblPrEx>
         <w:tc>
           <w:tcPr>
             <w:tcW w:w="4200" w:type="dxa"/>
@@ -2008,12 +1942,6 @@
         <w:gridCol w:w="5960"/>
       </w:tblGrid>
       <w:tr>
-        <w:tblPrEx>
-          <w:tblCellMar>
-            <w:top w:w="0" w:type="dxa"/>
-            <w:bottom w:w="0" w:type="dxa"/>
-          </w:tblCellMar>
-        </w:tblPrEx>
         <w:trPr>
           <w:tblHeader/>
         </w:trPr>
@@ -2083,12 +2011,6 @@
         </w:tc>
       </w:tr>
       <w:tr>
-        <w:tblPrEx>
-          <w:tblCellMar>
-            <w:top w:w="0" w:type="dxa"/>
-            <w:bottom w:w="0" w:type="dxa"/>
-          </w:tblCellMar>
-        </w:tblPrEx>
         <w:tc>
           <w:tcPr>
             <w:tcW w:w="3400" w:type="dxa"/>
@@ -2149,12 +2071,6 @@
         </w:tc>
       </w:tr>
       <w:tr>
-        <w:tblPrEx>
-          <w:tblCellMar>
-            <w:top w:w="0" w:type="dxa"/>
-            <w:bottom w:w="0" w:type="dxa"/>
-          </w:tblCellMar>
-        </w:tblPrEx>
         <w:tc>
           <w:tcPr>
             <w:tcW w:w="3400" w:type="dxa"/>
@@ -2217,12 +2133,6 @@
         </w:tc>
       </w:tr>
       <w:tr>
-        <w:tblPrEx>
-          <w:tblCellMar>
-            <w:top w:w="0" w:type="dxa"/>
-            <w:bottom w:w="0" w:type="dxa"/>
-          </w:tblCellMar>
-        </w:tblPrEx>
         <w:tc>
           <w:tcPr>
             <w:tcW w:w="3400" w:type="dxa"/>
@@ -2283,12 +2193,6 @@
         </w:tc>
       </w:tr>
       <w:tr>
-        <w:tblPrEx>
-          <w:tblCellMar>
-            <w:top w:w="0" w:type="dxa"/>
-            <w:bottom w:w="0" w:type="dxa"/>
-          </w:tblCellMar>
-        </w:tblPrEx>
         <w:tc>
           <w:tcPr>
             <w:tcW w:w="3400" w:type="dxa"/>
@@ -2351,12 +2255,6 @@
         </w:tc>
       </w:tr>
       <w:tr>
-        <w:tblPrEx>
-          <w:tblCellMar>
-            <w:top w:w="0" w:type="dxa"/>
-            <w:bottom w:w="0" w:type="dxa"/>
-          </w:tblCellMar>
-        </w:tblPrEx>
         <w:tc>
           <w:tcPr>
             <w:tcW w:w="3400" w:type="dxa"/>
@@ -2417,12 +2315,6 @@
         </w:tc>
       </w:tr>
       <w:tr>
-        <w:tblPrEx>
-          <w:tblCellMar>
-            <w:top w:w="0" w:type="dxa"/>
-            <w:bottom w:w="0" w:type="dxa"/>
-          </w:tblCellMar>
-        </w:tblPrEx>
         <w:tc>
           <w:tcPr>
             <w:tcW w:w="3400" w:type="dxa"/>
